--- a/CHUYENDE/Chuyên đề 4 Pattern.docx
+++ b/CHUYENDE/Chuyên đề 4 Pattern.docx
@@ -393,7 +393,7 @@
                 <w:szCs w:val="21"/>
                 <w:rtl w:val="0"/>
               </w:rPr>
-              <w:t xml:space="preserve">[Họ và tên]</w:t>
+              <w:t xml:space="preserve">Võ Duy Bình</w:t>
             </w:r>
           </w:p>
         </w:tc>
@@ -461,7 +461,7 @@
                 <w:szCs w:val="21"/>
                 <w:rtl w:val="0"/>
               </w:rPr>
-              <w:t xml:space="preserve">…%</w:t>
+              <w:t xml:space="preserve">20%</w:t>
             </w:r>
           </w:p>
         </w:tc>
@@ -536,7 +536,7 @@
                 <w:szCs w:val="21"/>
                 <w:rtl w:val="0"/>
               </w:rPr>
-              <w:t xml:space="preserve">[Họ và tên]</w:t>
+              <w:t xml:space="preserve">Nguyễn Minh Quốc Bảo</w:t>
             </w:r>
           </w:p>
         </w:tc>
@@ -604,7 +604,7 @@
                 <w:szCs w:val="21"/>
                 <w:rtl w:val="0"/>
               </w:rPr>
-              <w:t xml:space="preserve">…%</w:t>
+              <w:t xml:space="preserve">20%</w:t>
             </w:r>
           </w:p>
         </w:tc>
@@ -679,7 +679,7 @@
                 <w:szCs w:val="21"/>
                 <w:rtl w:val="0"/>
               </w:rPr>
-              <w:t xml:space="preserve">[Họ và tên]</w:t>
+              <w:t xml:space="preserve">Trần Quang Vinh</w:t>
             </w:r>
           </w:p>
         </w:tc>
@@ -747,7 +747,7 @@
                 <w:szCs w:val="21"/>
                 <w:rtl w:val="0"/>
               </w:rPr>
-              <w:t xml:space="preserve">…%</w:t>
+              <w:t xml:space="preserve">20%</w:t>
             </w:r>
           </w:p>
         </w:tc>
@@ -822,7 +822,7 @@
                 <w:szCs w:val="21"/>
                 <w:rtl w:val="0"/>
               </w:rPr>
-              <w:t xml:space="preserve">[Họ và tên]</w:t>
+              <w:t xml:space="preserve">Võ Hoàng Sơn</w:t>
             </w:r>
           </w:p>
         </w:tc>
@@ -890,7 +890,7 @@
                 <w:szCs w:val="21"/>
                 <w:rtl w:val="0"/>
               </w:rPr>
-              <w:t xml:space="preserve">…%</w:t>
+              <w:t xml:space="preserve">20%</w:t>
             </w:r>
           </w:p>
         </w:tc>
@@ -965,7 +965,7 @@
                 <w:szCs w:val="21"/>
                 <w:rtl w:val="0"/>
               </w:rPr>
-              <w:t xml:space="preserve">[Họ và tên]</w:t>
+              <w:t xml:space="preserve">Huỳnh Trung Tính</w:t>
             </w:r>
           </w:p>
         </w:tc>
@@ -1033,7 +1033,7 @@
                 <w:szCs w:val="21"/>
                 <w:rtl w:val="0"/>
               </w:rPr>
-              <w:t xml:space="preserve">…%</w:t>
+              <w:t xml:space="preserve">20%</w:t>
             </w:r>
           </w:p>
         </w:tc>
